--- a/labs_completed/lab_2/Отчёт_лаб2_СМО_Лобанов.docx
+++ b/labs_completed/lab_2/Отчёт_лаб2_СМО_Лобанов.docx
@@ -80,14 +80,6 @@
         <w:t>Выполнил: студент Лобанов Р. Е.</w:t>
       </w:r>
     </w:p>
-    <w:p>
-      <w:pPr>
-        <w:jc w:val="center"/>
-      </w:pPr>
-      <w:r>
-        <w:t>Вариант: Афанасьев / Лобанов (см. таблицу вариантов)</w:t>
-      </w:r>
-    </w:p>
     <w:p/>
     <w:p>
       <w:pPr>
@@ -109,7 +101,7 @@
           <w:i w:val="0"/>
           <w:sz w:val="24"/>
         </w:rPr>
-        <w:t>Вариант: Лобанов Р. Е. (параметры — строка «Афанасьев И. А.» в таблице вариантов)</w:t>
+        <w:t>Вариант: Лобанов (параметры — строка «Афанасьев И. А.» в таблице вариантов)</w:t>
       </w:r>
     </w:p>
     <w:p>
